--- a/NFIFProsjekt/tilbud/VEDLEGG_E_SPORSMAL.docx
+++ b/NFIFProsjekt/tilbud/VEDLEGG_E_SPORSMAL.docx
@@ -144,7 +144,7 @@
         <w:t xml:space="preserve"> </w:t>
       </w:r>
       <w:r>
-        <w:t xml:space="preserve">godkjent, og dermed kvalitetsnivå etter §6, og den avgrenser hvilke gateløp som</w:t>
+        <w:t xml:space="preserve">godkjent, og dermed kvalitetsnivå etter §6, og den avgrenser hvilke løp utenfor bane som</w:t>
       </w:r>
       <w:r>
         <w:t xml:space="preserve"> </w:t>
